--- a/Прогнозирование_и_моделирование/04_Проверочный_тест_ученик.docx
+++ b/Прогнозирование_и_моделирование/04_Проверочный_тест_ученик.docx
@@ -12,7 +12,25 @@
     </w:p>
     <w:p>
       <w:r>
-        <w:t>Фамилия, имя: ______________________  Время: 5–6 минут. В вопросах 1–8 выберите один ответ.</w:t>
+        <w:t xml:space="preserve">Фамилия, имя: ______________________  Время: 5–6 минут. В вопросах 1–8 и 10 выберите </w:t>
+      </w:r>
+      <w:r>
+        <w:rPr>
+          <w:b/>
+        </w:rPr>
+        <w:t>один</w:t>
+      </w:r>
+      <w:r>
+        <w:t xml:space="preserve"> ответ, в вопросе 9 — </w:t>
+      </w:r>
+      <w:r>
+        <w:rPr>
+          <w:b/>
+        </w:rPr>
+        <w:t>все</w:t>
+      </w:r>
+      <w:r>
+        <w:t xml:space="preserve"> верные.</w:t>
       </w:r>
     </w:p>
     <w:p>
@@ -502,12 +520,47 @@
         <w:t>9.</w:t>
       </w:r>
       <w:r>
-        <w:t xml:space="preserve"> (Короткий ответ.) Что означает R² = 0,95 для модели «выручка от рекламы»? Одно предложение.</w:t>
+        <w:t xml:space="preserve"> (Несколько верных ответов.) Для модели «выручка от рекламы» получено R² = 0,95. Какие утверждения верны?</w:t>
       </w:r>
     </w:p>
     <w:p>
+      <w:pPr>
+        <w:pStyle w:val="ListBullet"/>
+      </w:pPr>
       <w:r>
-        <w:t>________________________________________________________________________________</w:t>
+        <w:t>а) 95 % разброса выручки между месяцами объясняется различиями в расходах на рекламу</w:t>
+      </w:r>
+    </w:p>
+    <w:p>
+      <w:pPr>
+        <w:pStyle w:val="ListBullet"/>
+      </w:pPr>
+      <w:r>
+        <w:t>б) модель предсказывает выручку с ошибкой не более 5 %</w:t>
+      </w:r>
+    </w:p>
+    <w:p>
+      <w:pPr>
+        <w:pStyle w:val="ListBullet"/>
+      </w:pPr>
+      <w:r>
+        <w:t>в) оставшиеся 5 % разброса связаны с другими факторами и случайностью</w:t>
+      </w:r>
+    </w:p>
+    <w:p>
+      <w:pPr>
+        <w:pStyle w:val="ListBullet"/>
+      </w:pPr>
+      <w:r>
+        <w:t>г) доказано, что именно реклама является причиной роста выручки</w:t>
+      </w:r>
+    </w:p>
+    <w:p>
+      <w:pPr>
+        <w:pStyle w:val="ListBullet"/>
+      </w:pPr>
+      <w:r>
+        <w:t>д) R² = 0,95 — высокое качество подгонки в рамках имеющихся данных</w:t>
       </w:r>
     </w:p>
     <w:p>
@@ -518,7 +571,7 @@
         <w:t>10.</w:t>
       </w:r>
       <w:r>
-        <w:t xml:space="preserve"> (Короткий ответ.) Модель: </w:t>
+        <w:t xml:space="preserve"> Модель: </w:t>
       </w:r>
       <w:r>
         <w:rPr>
@@ -538,12 +591,39 @@
         <w:t>= (P − 60)·Q − 40 000</w:t>
       </w:r>
       <w:r>
-        <w:t>. Чему равны Q и прибыль при P = 150? Покажите вычисления.</w:t>
+        <w:t>. Чему равны спрос Q и прибыль при P = 150?</w:t>
       </w:r>
     </w:p>
     <w:p>
+      <w:pPr>
+        <w:pStyle w:val="ListBullet"/>
+      </w:pPr>
       <w:r>
-        <w:t>________________________________________________________________________________</w:t>
+        <w:t>а) Q = 800, прибыль = 32 000</w:t>
+      </w:r>
+    </w:p>
+    <w:p>
+      <w:pPr>
+        <w:pStyle w:val="ListBullet"/>
+      </w:pPr>
+      <w:r>
+        <w:t>б) Q = 800, прибыль = 72 000</w:t>
+      </w:r>
+    </w:p>
+    <w:p>
+      <w:pPr>
+        <w:pStyle w:val="ListBullet"/>
+      </w:pPr>
+      <w:r>
+        <w:t>в) Q = 1200, прибыль = 68 000</w:t>
+      </w:r>
+    </w:p>
+    <w:p>
+      <w:pPr>
+        <w:pStyle w:val="ListBullet"/>
+      </w:pPr>
+      <w:r>
+        <w:t>г) Q = 800, прибыль = 80 000</w:t>
       </w:r>
     </w:p>
     <w:p>
